--- a/deliverables/SA_Spine_Campaign_Buckets_OnePager.docx
+++ b/deliverables/SA_Spine_Campaign_Buckets_OnePager.docx
@@ -23,12 +23,6 @@
         <w:gridCol w:w="10080"/>
       </w:tblGrid>
       <w:tr>
-        <w:tblPrEx>
-          <w:tblCellMar>
-            <w:top w:w="0" w:type="dxa"/>
-            <w:bottom w:w="0" w:type="dxa"/>
-          </w:tblCellMar>
-        </w:tblPrEx>
         <w:tc>
           <w:tcPr>
             <w:tcW w:w="10080" w:type="dxa"/>
@@ -199,12 +193,6 @@
         <w:gridCol w:w="10080"/>
       </w:tblGrid>
       <w:tr>
-        <w:tblPrEx>
-          <w:tblCellMar>
-            <w:top w:w="0" w:type="dxa"/>
-            <w:bottom w:w="0" w:type="dxa"/>
-          </w:tblCellMar>
-        </w:tblPrEx>
         <w:tc>
           <w:tcPr>
             <w:tcW w:w="10080" w:type="dxa"/>
@@ -263,12 +251,6 @@
         </w:tc>
       </w:tr>
       <w:tr>
-        <w:tblPrEx>
-          <w:tblCellMar>
-            <w:top w:w="0" w:type="dxa"/>
-            <w:bottom w:w="0" w:type="dxa"/>
-          </w:tblCellMar>
-        </w:tblPrEx>
         <w:tc>
           <w:tcPr>
             <w:tcW w:w="10080" w:type="dxa"/>
@@ -507,12 +489,6 @@
         <w:gridCol w:w="10080"/>
       </w:tblGrid>
       <w:tr>
-        <w:tblPrEx>
-          <w:tblCellMar>
-            <w:top w:w="0" w:type="dxa"/>
-            <w:bottom w:w="0" w:type="dxa"/>
-          </w:tblCellMar>
-        </w:tblPrEx>
         <w:tc>
           <w:tcPr>
             <w:tcW w:w="10080" w:type="dxa"/>
@@ -571,12 +547,6 @@
         </w:tc>
       </w:tr>
       <w:tr>
-        <w:tblPrEx>
-          <w:tblCellMar>
-            <w:top w:w="0" w:type="dxa"/>
-            <w:bottom w:w="0" w:type="dxa"/>
-          </w:tblCellMar>
-        </w:tblPrEx>
         <w:tc>
           <w:tcPr>
             <w:tcW w:w="10080" w:type="dxa"/>
@@ -815,12 +785,6 @@
         <w:gridCol w:w="10080"/>
       </w:tblGrid>
       <w:tr>
-        <w:tblPrEx>
-          <w:tblCellMar>
-            <w:top w:w="0" w:type="dxa"/>
-            <w:bottom w:w="0" w:type="dxa"/>
-          </w:tblCellMar>
-        </w:tblPrEx>
         <w:tc>
           <w:tcPr>
             <w:tcW w:w="10080" w:type="dxa"/>
@@ -879,12 +843,6 @@
         </w:tc>
       </w:tr>
       <w:tr>
-        <w:tblPrEx>
-          <w:tblCellMar>
-            <w:top w:w="0" w:type="dxa"/>
-            <w:bottom w:w="0" w:type="dxa"/>
-          </w:tblCellMar>
-        </w:tblPrEx>
         <w:tc>
           <w:tcPr>
             <w:tcW w:w="10080" w:type="dxa"/>
@@ -1123,12 +1081,6 @@
         <w:gridCol w:w="10080"/>
       </w:tblGrid>
       <w:tr>
-        <w:tblPrEx>
-          <w:tblCellMar>
-            <w:top w:w="0" w:type="dxa"/>
-            <w:bottom w:w="0" w:type="dxa"/>
-          </w:tblCellMar>
-        </w:tblPrEx>
         <w:tc>
           <w:tcPr>
             <w:tcW w:w="10080" w:type="dxa"/>
@@ -1187,12 +1139,6 @@
         </w:tc>
       </w:tr>
       <w:tr>
-        <w:tblPrEx>
-          <w:tblCellMar>
-            <w:top w:w="0" w:type="dxa"/>
-            <w:bottom w:w="0" w:type="dxa"/>
-          </w:tblCellMar>
-        </w:tblPrEx>
         <w:tc>
           <w:tcPr>
             <w:tcW w:w="10080" w:type="dxa"/>
@@ -1470,12 +1416,6 @@
         <w:gridCol w:w="10080"/>
       </w:tblGrid>
       <w:tr>
-        <w:tblPrEx>
-          <w:tblCellMar>
-            <w:top w:w="0" w:type="dxa"/>
-            <w:bottom w:w="0" w:type="dxa"/>
-          </w:tblCellMar>
-        </w:tblPrEx>
         <w:tc>
           <w:tcPr>
             <w:tcW w:w="10080" w:type="dxa"/>
@@ -1534,12 +1474,6 @@
         </w:tc>
       </w:tr>
       <w:tr>
-        <w:tblPrEx>
-          <w:tblCellMar>
-            <w:top w:w="0" w:type="dxa"/>
-            <w:bottom w:w="0" w:type="dxa"/>
-          </w:tblCellMar>
-        </w:tblPrEx>
         <w:tc>
           <w:tcPr>
             <w:tcW w:w="10080" w:type="dxa"/>
@@ -1778,12 +1712,6 @@
         <w:gridCol w:w="10080"/>
       </w:tblGrid>
       <w:tr>
-        <w:tblPrEx>
-          <w:tblCellMar>
-            <w:top w:w="0" w:type="dxa"/>
-            <w:bottom w:w="0" w:type="dxa"/>
-          </w:tblCellMar>
-        </w:tblPrEx>
         <w:tc>
           <w:tcPr>
             <w:tcW w:w="10080" w:type="dxa"/>
@@ -1842,12 +1770,6 @@
         </w:tc>
       </w:tr>
       <w:tr>
-        <w:tblPrEx>
-          <w:tblCellMar>
-            <w:top w:w="0" w:type="dxa"/>
-            <w:bottom w:w="0" w:type="dxa"/>
-          </w:tblCellMar>
-        </w:tblPrEx>
         <w:tc>
           <w:tcPr>
             <w:tcW w:w="10080" w:type="dxa"/>
